--- a/flow/20230927_hours/drafts/2026-05-u/17.05.docx
+++ b/flow/20230927_hours/drafts/2026-05-u/17.05.docx
@@ -1531,55 +1531,7 @@
           <w:color w:val="333333"/>
           <w:sz w:val="24"/>
         </w:rPr>
-        <w:t xml:space="preserve"> На душевних очах осліплений,* до Тебе, Христе, приходжу, як сліпий від народження;* в покаянні кличу до Тебе:* Ти в </w:t>
-      </w:r>
-      <w:r>
-        <w:rPr>
-          <w:rFonts w:ascii="Times New Roman" w:hAnsi="Times New Roman"/>
-          <w:color w:val="333333"/>
-          <w:sz w:val="24"/>
-        </w:rPr>
-        <w:t>темряві</w:t>
-      </w:r>
-      <w:r>
-        <w:rPr>
-          <w:rFonts w:ascii="Times New Roman" w:hAnsi="Times New Roman"/>
-          <w:color w:val="333333"/>
-          <w:sz w:val="24"/>
-        </w:rPr>
-        <w:t xml:space="preserve"> </w:t>
-      </w:r>
-      <w:r>
-        <w:rPr>
-          <w:rFonts w:ascii="Times New Roman" w:hAnsi="Times New Roman"/>
-          <w:color w:val="333333"/>
-          <w:sz w:val="24"/>
-        </w:rPr>
-        <w:t>світло</w:t>
-      </w:r>
-      <w:r>
-        <w:rPr>
-          <w:rFonts w:ascii="Times New Roman" w:hAnsi="Times New Roman"/>
-          <w:color w:val="333333"/>
-          <w:sz w:val="24"/>
-        </w:rPr>
-        <w:t xml:space="preserve"> </w:t>
-      </w:r>
-      <w:r>
-        <w:rPr>
-          <w:rFonts w:ascii="Times New Roman" w:hAnsi="Times New Roman"/>
-          <w:color w:val="333333"/>
-          <w:sz w:val="24"/>
-        </w:rPr>
-        <w:t>пресвітле</w:t>
-      </w:r>
-      <w:r>
-        <w:rPr>
-          <w:rFonts w:ascii="Times New Roman" w:hAnsi="Times New Roman"/>
-          <w:color w:val="333333"/>
-          <w:sz w:val="24"/>
-        </w:rPr>
-        <w:t>.</w:t>
+        <w:t xml:space="preserve"> На душевних очах осліплений,* до Тебе, Христе, приходжу, як сліпий від народження;* в покаянні кличу до Тебе:* Ти в темряві світло пресвітле.</w:t>
       </w:r>
     </w:p>
     <w:p>
@@ -3906,55 +3858,7 @@
           <w:color w:val="333333"/>
           <w:sz w:val="24"/>
         </w:rPr>
-        <w:t xml:space="preserve"> На душевних очах осліплений,* до Тебе, Христе, приходжу, як сліпий від народження;* в покаянні кличу до Тебе:* Ти в </w:t>
-      </w:r>
-      <w:r>
-        <w:rPr>
-          <w:rFonts w:ascii="Times New Roman" w:hAnsi="Times New Roman"/>
-          <w:color w:val="333333"/>
-          <w:sz w:val="24"/>
-        </w:rPr>
-        <w:t>темряві</w:t>
-      </w:r>
-      <w:r>
-        <w:rPr>
-          <w:rFonts w:ascii="Times New Roman" w:hAnsi="Times New Roman"/>
-          <w:color w:val="333333"/>
-          <w:sz w:val="24"/>
-        </w:rPr>
-        <w:t xml:space="preserve"> </w:t>
-      </w:r>
-      <w:r>
-        <w:rPr>
-          <w:rFonts w:ascii="Times New Roman" w:hAnsi="Times New Roman"/>
-          <w:color w:val="333333"/>
-          <w:sz w:val="24"/>
-        </w:rPr>
-        <w:t>світло</w:t>
-      </w:r>
-      <w:r>
-        <w:rPr>
-          <w:rFonts w:ascii="Times New Roman" w:hAnsi="Times New Roman"/>
-          <w:color w:val="333333"/>
-          <w:sz w:val="24"/>
-        </w:rPr>
-        <w:t xml:space="preserve"> </w:t>
-      </w:r>
-      <w:r>
-        <w:rPr>
-          <w:rFonts w:ascii="Times New Roman" w:hAnsi="Times New Roman"/>
-          <w:color w:val="333333"/>
-          <w:sz w:val="24"/>
-        </w:rPr>
-        <w:t>пресвітле</w:t>
-      </w:r>
-      <w:r>
-        <w:rPr>
-          <w:rFonts w:ascii="Times New Roman" w:hAnsi="Times New Roman"/>
-          <w:color w:val="333333"/>
-          <w:sz w:val="24"/>
-        </w:rPr>
-        <w:t>.</w:t>
+        <w:t xml:space="preserve"> На душевних очах осліплений,* до Тебе, Христе, приходжу, як сліпий від народження;* в покаянні кличу до Тебе:* Ти в темряві світло пресвітле.</w:t>
       </w:r>
     </w:p>
     <w:p>
@@ -6079,55 +5983,7 @@
           <w:color w:val="333333"/>
           <w:sz w:val="24"/>
         </w:rPr>
-        <w:t xml:space="preserve"> На душевних очах осліплений,* до Тебе, Христе, приходжу, як сліпий від народження;* в покаянні кличу до Тебе:* Ти в </w:t>
-      </w:r>
-      <w:r>
-        <w:rPr>
-          <w:rFonts w:ascii="Times New Roman" w:hAnsi="Times New Roman"/>
-          <w:color w:val="333333"/>
-          <w:sz w:val="24"/>
-        </w:rPr>
-        <w:t>темряві</w:t>
-      </w:r>
-      <w:r>
-        <w:rPr>
-          <w:rFonts w:ascii="Times New Roman" w:hAnsi="Times New Roman"/>
-          <w:color w:val="333333"/>
-          <w:sz w:val="24"/>
-        </w:rPr>
-        <w:t xml:space="preserve"> </w:t>
-      </w:r>
-      <w:r>
-        <w:rPr>
-          <w:rFonts w:ascii="Times New Roman" w:hAnsi="Times New Roman"/>
-          <w:color w:val="333333"/>
-          <w:sz w:val="24"/>
-        </w:rPr>
-        <w:t>світло</w:t>
-      </w:r>
-      <w:r>
-        <w:rPr>
-          <w:rFonts w:ascii="Times New Roman" w:hAnsi="Times New Roman"/>
-          <w:color w:val="333333"/>
-          <w:sz w:val="24"/>
-        </w:rPr>
-        <w:t xml:space="preserve"> </w:t>
-      </w:r>
-      <w:r>
-        <w:rPr>
-          <w:rFonts w:ascii="Times New Roman" w:hAnsi="Times New Roman"/>
-          <w:color w:val="333333"/>
-          <w:sz w:val="24"/>
-        </w:rPr>
-        <w:t>пресвітле</w:t>
-      </w:r>
-      <w:r>
-        <w:rPr>
-          <w:rFonts w:ascii="Times New Roman" w:hAnsi="Times New Roman"/>
-          <w:color w:val="333333"/>
-          <w:sz w:val="24"/>
-        </w:rPr>
-        <w:t>.</w:t>
+        <w:t xml:space="preserve"> На душевних очах осліплений,* до Тебе, Христе, приходжу, як сліпий від народження;* в покаянні кличу до Тебе:* Ти в темряві світло пресвітле.</w:t>
       </w:r>
     </w:p>
     <w:p>
@@ -8186,55 +8042,7 @@
           <w:color w:val="333333"/>
           <w:sz w:val="24"/>
         </w:rPr>
-        <w:t xml:space="preserve"> На душевних очах осліплений,* до Тебе, Христе, приходжу, як сліпий від народження;* в покаянні кличу до Тебе:* Ти в </w:t>
-      </w:r>
-      <w:r>
-        <w:rPr>
-          <w:rFonts w:ascii="Times New Roman" w:hAnsi="Times New Roman"/>
-          <w:color w:val="333333"/>
-          <w:sz w:val="24"/>
-        </w:rPr>
-        <w:t>темряві</w:t>
-      </w:r>
-      <w:r>
-        <w:rPr>
-          <w:rFonts w:ascii="Times New Roman" w:hAnsi="Times New Roman"/>
-          <w:color w:val="333333"/>
-          <w:sz w:val="24"/>
-        </w:rPr>
-        <w:t xml:space="preserve"> </w:t>
-      </w:r>
-      <w:r>
-        <w:rPr>
-          <w:rFonts w:ascii="Times New Roman" w:hAnsi="Times New Roman"/>
-          <w:color w:val="333333"/>
-          <w:sz w:val="24"/>
-        </w:rPr>
-        <w:t>світло</w:t>
-      </w:r>
-      <w:r>
-        <w:rPr>
-          <w:rFonts w:ascii="Times New Roman" w:hAnsi="Times New Roman"/>
-          <w:color w:val="333333"/>
-          <w:sz w:val="24"/>
-        </w:rPr>
-        <w:t xml:space="preserve"> </w:t>
-      </w:r>
-      <w:r>
-        <w:rPr>
-          <w:rFonts w:ascii="Times New Roman" w:hAnsi="Times New Roman"/>
-          <w:color w:val="333333"/>
-          <w:sz w:val="24"/>
-        </w:rPr>
-        <w:t>пресвітле</w:t>
-      </w:r>
-      <w:r>
-        <w:rPr>
-          <w:rFonts w:ascii="Times New Roman" w:hAnsi="Times New Roman"/>
-          <w:color w:val="333333"/>
-          <w:sz w:val="24"/>
-        </w:rPr>
-        <w:t>.</w:t>
+        <w:t xml:space="preserve"> На душевних очах осліплений,* до Тебе, Христе, приходжу, як сліпий від народження;* в покаянні кличу до Тебе:* Ти в темряві світло пресвітле.</w:t>
       </w:r>
     </w:p>
     <w:p>
